--- a/tillsyn/A 49291-2025 tillsynsbegäran.docx
+++ b/tillsyn/A 49291-2025 tillsynsbegäran.docx
@@ -430,7 +430,7 @@
     <w:r>
       <w:tab/>
       <w:tab/>
-      <w:t>2025-10-09</w:t>
+      <w:t>2025-10-10</w:t>
       <w:br/>
       <w:br/>
     </w:r>

--- a/tillsyn/A 49291-2025 tillsynsbegäran.docx
+++ b/tillsyn/A 49291-2025 tillsynsbegäran.docx
@@ -430,7 +430,7 @@
     <w:r>
       <w:tab/>
       <w:tab/>
-      <w:t>2025-10-10</w:t>
+      <w:t>2025-10-11</w:t>
       <w:br/>
       <w:br/>
     </w:r>

--- a/tillsyn/A 49291-2025 tillsynsbegäran.docx
+++ b/tillsyn/A 49291-2025 tillsynsbegäran.docx
@@ -430,7 +430,7 @@
     <w:r>
       <w:tab/>
       <w:tab/>
-      <w:t>2025-10-16</w:t>
+      <w:t>2025-10-17</w:t>
       <w:br/>
       <w:br/>
     </w:r>

--- a/tillsyn/A 49291-2025 tillsynsbegäran.docx
+++ b/tillsyn/A 49291-2025 tillsynsbegäran.docx
@@ -430,7 +430,7 @@
     <w:r>
       <w:tab/>
       <w:tab/>
-      <w:t>2025-10-17</w:t>
+      <w:t>2025-10-18</w:t>
       <w:br/>
       <w:br/>
     </w:r>

--- a/tillsyn/A 49291-2025 tillsynsbegäran.docx
+++ b/tillsyn/A 49291-2025 tillsynsbegäran.docx
@@ -430,7 +430,7 @@
     <w:r>
       <w:tab/>
       <w:tab/>
-      <w:t>2025-10-18</w:t>
+      <w:t>2025-10-19</w:t>
       <w:br/>
       <w:br/>
     </w:r>

--- a/tillsyn/A 49291-2025 tillsynsbegäran.docx
+++ b/tillsyn/A 49291-2025 tillsynsbegäran.docx
@@ -430,7 +430,7 @@
     <w:r>
       <w:tab/>
       <w:tab/>
-      <w:t>2025-10-19</w:t>
+      <w:t>2025-10-20</w:t>
       <w:br/>
       <w:br/>
     </w:r>

--- a/tillsyn/A 49291-2025 tillsynsbegäran.docx
+++ b/tillsyn/A 49291-2025 tillsynsbegäran.docx
@@ -430,7 +430,7 @@
     <w:r>
       <w:tab/>
       <w:tab/>
-      <w:t>2025-10-20</w:t>
+      <w:t>2025-10-21</w:t>
       <w:br/>
       <w:br/>
     </w:r>

--- a/tillsyn/A 49291-2025 tillsynsbegäran.docx
+++ b/tillsyn/A 49291-2025 tillsynsbegäran.docx
@@ -430,7 +430,7 @@
     <w:r>
       <w:tab/>
       <w:tab/>
-      <w:t>2025-10-21</w:t>
+      <w:t>2025-10-22</w:t>
       <w:br/>
       <w:br/>
     </w:r>

--- a/tillsyn/A 49291-2025 tillsynsbegäran.docx
+++ b/tillsyn/A 49291-2025 tillsynsbegäran.docx
@@ -430,7 +430,7 @@
     <w:r>
       <w:tab/>
       <w:tab/>
-      <w:t>2025-10-22</w:t>
+      <w:t>2025-10-23</w:t>
       <w:br/>
       <w:br/>
     </w:r>

--- a/tillsyn/A 49291-2025 tillsynsbegäran.docx
+++ b/tillsyn/A 49291-2025 tillsynsbegäran.docx
@@ -430,7 +430,7 @@
     <w:r>
       <w:tab/>
       <w:tab/>
-      <w:t>2025-10-23</w:t>
+      <w:t>2025-10-24</w:t>
       <w:br/>
       <w:br/>
     </w:r>

--- a/tillsyn/A 49291-2025 tillsynsbegäran.docx
+++ b/tillsyn/A 49291-2025 tillsynsbegäran.docx
@@ -430,7 +430,7 @@
     <w:r>
       <w:tab/>
       <w:tab/>
-      <w:t>2025-10-24</w:t>
+      <w:t>2025-10-25</w:t>
       <w:br/>
       <w:br/>
     </w:r>

--- a/tillsyn/A 49291-2025 tillsynsbegäran.docx
+++ b/tillsyn/A 49291-2025 tillsynsbegäran.docx
@@ -430,7 +430,7 @@
     <w:r>
       <w:tab/>
       <w:tab/>
-      <w:t>2025-10-25</w:t>
+      <w:t>2025-10-26</w:t>
       <w:br/>
       <w:br/>
     </w:r>

--- a/tillsyn/A 49291-2025 tillsynsbegäran.docx
+++ b/tillsyn/A 49291-2025 tillsynsbegäran.docx
@@ -430,7 +430,7 @@
     <w:r>
       <w:tab/>
       <w:tab/>
-      <w:t>2025-10-26</w:t>
+      <w:t>2025-10-27</w:t>
       <w:br/>
       <w:br/>
     </w:r>

--- a/tillsyn/A 49291-2025 tillsynsbegäran.docx
+++ b/tillsyn/A 49291-2025 tillsynsbegäran.docx
@@ -430,7 +430,7 @@
     <w:r>
       <w:tab/>
       <w:tab/>
-      <w:t>2025-10-27</w:t>
+      <w:t>2025-10-28</w:t>
       <w:br/>
       <w:br/>
     </w:r>

--- a/tillsyn/A 49291-2025 tillsynsbegäran.docx
+++ b/tillsyn/A 49291-2025 tillsynsbegäran.docx
@@ -430,7 +430,7 @@
     <w:r>
       <w:tab/>
       <w:tab/>
-      <w:t>2025-10-28</w:t>
+      <w:t>2025-10-29</w:t>
       <w:br/>
       <w:br/>
     </w:r>

--- a/tillsyn/A 49291-2025 tillsynsbegäran.docx
+++ b/tillsyn/A 49291-2025 tillsynsbegäran.docx
@@ -430,7 +430,7 @@
     <w:r>
       <w:tab/>
       <w:tab/>
-      <w:t>2025-10-29</w:t>
+      <w:t>2025-10-30</w:t>
       <w:br/>
       <w:br/>
     </w:r>

--- a/tillsyn/A 49291-2025 tillsynsbegäran.docx
+++ b/tillsyn/A 49291-2025 tillsynsbegäran.docx
@@ -430,7 +430,7 @@
     <w:r>
       <w:tab/>
       <w:tab/>
-      <w:t>2025-10-30</w:t>
+      <w:t>2025-10-31</w:t>
       <w:br/>
       <w:br/>
     </w:r>

--- a/tillsyn/A 49291-2025 tillsynsbegäran.docx
+++ b/tillsyn/A 49291-2025 tillsynsbegäran.docx
@@ -430,7 +430,7 @@
     <w:r>
       <w:tab/>
       <w:tab/>
-      <w:t>2025-10-31</w:t>
+      <w:t>2025-11-01</w:t>
       <w:br/>
       <w:br/>
     </w:r>

--- a/tillsyn/A 49291-2025 tillsynsbegäran.docx
+++ b/tillsyn/A 49291-2025 tillsynsbegäran.docx
@@ -430,7 +430,7 @@
     <w:r>
       <w:tab/>
       <w:tab/>
-      <w:t>2025-11-01</w:t>
+      <w:t>2025-11-02</w:t>
       <w:br/>
       <w:br/>
     </w:r>

--- a/tillsyn/A 49291-2025 tillsynsbegäran.docx
+++ b/tillsyn/A 49291-2025 tillsynsbegäran.docx
@@ -430,7 +430,7 @@
     <w:r>
       <w:tab/>
       <w:tab/>
-      <w:t>2025-11-02</w:t>
+      <w:t>2025-11-03</w:t>
       <w:br/>
       <w:br/>
     </w:r>

--- a/tillsyn/A 49291-2025 tillsynsbegäran.docx
+++ b/tillsyn/A 49291-2025 tillsynsbegäran.docx
@@ -430,7 +430,7 @@
     <w:r>
       <w:tab/>
       <w:tab/>
-      <w:t>2025-11-03</w:t>
+      <w:t>2025-11-04</w:t>
       <w:br/>
       <w:br/>
     </w:r>

--- a/tillsyn/A 49291-2025 tillsynsbegäran.docx
+++ b/tillsyn/A 49291-2025 tillsynsbegäran.docx
@@ -430,7 +430,7 @@
     <w:r>
       <w:tab/>
       <w:tab/>
-      <w:t>2025-11-04</w:t>
+      <w:t>2025-11-05</w:t>
       <w:br/>
       <w:br/>
     </w:r>

--- a/tillsyn/A 49291-2025 tillsynsbegäran.docx
+++ b/tillsyn/A 49291-2025 tillsynsbegäran.docx
@@ -430,7 +430,7 @@
     <w:r>
       <w:tab/>
       <w:tab/>
-      <w:t>2025-11-05</w:t>
+      <w:t>2025-11-06</w:t>
       <w:br/>
       <w:br/>
     </w:r>

--- a/tillsyn/A 49291-2025 tillsynsbegäran.docx
+++ b/tillsyn/A 49291-2025 tillsynsbegäran.docx
@@ -430,7 +430,7 @@
     <w:r>
       <w:tab/>
       <w:tab/>
-      <w:t>2025-11-06</w:t>
+      <w:t>2025-11-07</w:t>
       <w:br/>
       <w:br/>
     </w:r>

--- a/tillsyn/A 49291-2025 tillsynsbegäran.docx
+++ b/tillsyn/A 49291-2025 tillsynsbegäran.docx
@@ -430,7 +430,7 @@
     <w:r>
       <w:tab/>
       <w:tab/>
-      <w:t>2025-11-07</w:t>
+      <w:t>2025-11-08</w:t>
       <w:br/>
       <w:br/>
     </w:r>

--- a/tillsyn/A 49291-2025 tillsynsbegäran.docx
+++ b/tillsyn/A 49291-2025 tillsynsbegäran.docx
@@ -430,7 +430,7 @@
     <w:r>
       <w:tab/>
       <w:tab/>
-      <w:t>2025-11-08</w:t>
+      <w:t>2025-11-09</w:t>
       <w:br/>
       <w:br/>
     </w:r>

--- a/tillsyn/A 49291-2025 tillsynsbegäran.docx
+++ b/tillsyn/A 49291-2025 tillsynsbegäran.docx
@@ -430,7 +430,7 @@
     <w:r>
       <w:tab/>
       <w:tab/>
-      <w:t>2025-11-09</w:t>
+      <w:t>2025-11-10</w:t>
       <w:br/>
       <w:br/>
     </w:r>

--- a/tillsyn/A 49291-2025 tillsynsbegäran.docx
+++ b/tillsyn/A 49291-2025 tillsynsbegäran.docx
@@ -430,7 +430,7 @@
     <w:r>
       <w:tab/>
       <w:tab/>
-      <w:t>2025-11-10</w:t>
+      <w:t>2025-11-11</w:t>
       <w:br/>
       <w:br/>
     </w:r>

--- a/tillsyn/A 49291-2025 tillsynsbegäran.docx
+++ b/tillsyn/A 49291-2025 tillsynsbegäran.docx
@@ -430,7 +430,7 @@
     <w:r>
       <w:tab/>
       <w:tab/>
-      <w:t>2025-11-11</w:t>
+      <w:t>2025-11-12</w:t>
       <w:br/>
       <w:br/>
     </w:r>

--- a/tillsyn/A 49291-2025 tillsynsbegäran.docx
+++ b/tillsyn/A 49291-2025 tillsynsbegäran.docx
@@ -430,7 +430,7 @@
     <w:r>
       <w:tab/>
       <w:tab/>
-      <w:t>2025-11-12</w:t>
+      <w:t>2025-11-13</w:t>
       <w:br/>
       <w:br/>
     </w:r>

--- a/tillsyn/A 49291-2025 tillsynsbegäran.docx
+++ b/tillsyn/A 49291-2025 tillsynsbegäran.docx
@@ -430,7 +430,7 @@
     <w:r>
       <w:tab/>
       <w:tab/>
-      <w:t>2025-11-13</w:t>
+      <w:t>2025-11-14</w:t>
       <w:br/>
       <w:br/>
     </w:r>

--- a/tillsyn/A 49291-2025 tillsynsbegäran.docx
+++ b/tillsyn/A 49291-2025 tillsynsbegäran.docx
@@ -430,7 +430,7 @@
     <w:r>
       <w:tab/>
       <w:tab/>
-      <w:t>2025-11-14</w:t>
+      <w:t>2025-11-15</w:t>
       <w:br/>
       <w:br/>
     </w:r>

--- a/tillsyn/A 49291-2025 tillsynsbegäran.docx
+++ b/tillsyn/A 49291-2025 tillsynsbegäran.docx
@@ -430,7 +430,7 @@
     <w:r>
       <w:tab/>
       <w:tab/>
-      <w:t>2025-11-15</w:t>
+      <w:t>2025-11-20</w:t>
       <w:br/>
       <w:br/>
     </w:r>

--- a/tillsyn/A 49291-2025 tillsynsbegäran.docx
+++ b/tillsyn/A 49291-2025 tillsynsbegäran.docx
@@ -430,7 +430,7 @@
     <w:r>
       <w:tab/>
       <w:tab/>
-      <w:t>2025-11-20</w:t>
+      <w:t>2025-11-21</w:t>
       <w:br/>
       <w:br/>
     </w:r>

--- a/tillsyn/A 49291-2025 tillsynsbegäran.docx
+++ b/tillsyn/A 49291-2025 tillsynsbegäran.docx
@@ -430,7 +430,7 @@
     <w:r>
       <w:tab/>
       <w:tab/>
-      <w:t>2025-11-21</w:t>
+      <w:t>2025-11-22</w:t>
       <w:br/>
       <w:br/>
     </w:r>

--- a/tillsyn/A 49291-2025 tillsynsbegäran.docx
+++ b/tillsyn/A 49291-2025 tillsynsbegäran.docx
@@ -430,7 +430,7 @@
     <w:r>
       <w:tab/>
       <w:tab/>
-      <w:t>2025-11-22</w:t>
+      <w:t>2025-11-23</w:t>
       <w:br/>
       <w:br/>
     </w:r>

--- a/tillsyn/A 49291-2025 tillsynsbegäran.docx
+++ b/tillsyn/A 49291-2025 tillsynsbegäran.docx
@@ -430,7 +430,7 @@
     <w:r>
       <w:tab/>
       <w:tab/>
-      <w:t>2025-11-23</w:t>
+      <w:t>2025-11-24</w:t>
       <w:br/>
       <w:br/>
     </w:r>

--- a/tillsyn/A 49291-2025 tillsynsbegäran.docx
+++ b/tillsyn/A 49291-2025 tillsynsbegäran.docx
@@ -430,7 +430,7 @@
     <w:r>
       <w:tab/>
       <w:tab/>
-      <w:t>2025-11-24</w:t>
+      <w:t>2025-11-25</w:t>
       <w:br/>
       <w:br/>
     </w:r>

--- a/tillsyn/A 49291-2025 tillsynsbegäran.docx
+++ b/tillsyn/A 49291-2025 tillsynsbegäran.docx
@@ -430,7 +430,7 @@
     <w:r>
       <w:tab/>
       <w:tab/>
-      <w:t>2025-11-25</w:t>
+      <w:t>2025-11-26</w:t>
       <w:br/>
       <w:br/>
     </w:r>

--- a/tillsyn/A 49291-2025 tillsynsbegäran.docx
+++ b/tillsyn/A 49291-2025 tillsynsbegäran.docx
@@ -430,7 +430,7 @@
     <w:r>
       <w:tab/>
       <w:tab/>
-      <w:t>2025-11-26</w:t>
+      <w:t>2025-11-27</w:t>
       <w:br/>
       <w:br/>
     </w:r>

--- a/tillsyn/A 49291-2025 tillsynsbegäran.docx
+++ b/tillsyn/A 49291-2025 tillsynsbegäran.docx
@@ -430,7 +430,7 @@
     <w:r>
       <w:tab/>
       <w:tab/>
-      <w:t>2025-11-27</w:t>
+      <w:t>2025-11-28</w:t>
       <w:br/>
       <w:br/>
     </w:r>

--- a/tillsyn/A 49291-2025 tillsynsbegäran.docx
+++ b/tillsyn/A 49291-2025 tillsynsbegäran.docx
@@ -430,7 +430,7 @@
     <w:r>
       <w:tab/>
       <w:tab/>
-      <w:t>2025-11-28</w:t>
+      <w:t>2025-11-29</w:t>
       <w:br/>
       <w:br/>
     </w:r>

--- a/tillsyn/A 49291-2025 tillsynsbegäran.docx
+++ b/tillsyn/A 49291-2025 tillsynsbegäran.docx
@@ -430,7 +430,7 @@
     <w:r>
       <w:tab/>
       <w:tab/>
-      <w:t>2025-11-29</w:t>
+      <w:t>2025-11-30</w:t>
       <w:br/>
       <w:br/>
     </w:r>

--- a/tillsyn/A 49291-2025 tillsynsbegäran.docx
+++ b/tillsyn/A 49291-2025 tillsynsbegäran.docx
@@ -430,7 +430,7 @@
     <w:r>
       <w:tab/>
       <w:tab/>
-      <w:t>2025-11-30</w:t>
+      <w:t>2025-12-01</w:t>
       <w:br/>
       <w:br/>
     </w:r>

--- a/tillsyn/A 49291-2025 tillsynsbegäran.docx
+++ b/tillsyn/A 49291-2025 tillsynsbegäran.docx
@@ -430,7 +430,7 @@
     <w:r>
       <w:tab/>
       <w:tab/>
-      <w:t>2025-12-01</w:t>
+      <w:t>2025-12-02</w:t>
       <w:br/>
       <w:br/>
     </w:r>

--- a/tillsyn/A 49291-2025 tillsynsbegäran.docx
+++ b/tillsyn/A 49291-2025 tillsynsbegäran.docx
@@ -430,7 +430,7 @@
     <w:r>
       <w:tab/>
       <w:tab/>
-      <w:t>2025-12-02</w:t>
+      <w:t>2025-12-03</w:t>
       <w:br/>
       <w:br/>
     </w:r>

--- a/tillsyn/A 49291-2025 tillsynsbegäran.docx
+++ b/tillsyn/A 49291-2025 tillsynsbegäran.docx
@@ -430,7 +430,7 @@
     <w:r>
       <w:tab/>
       <w:tab/>
-      <w:t>2025-12-03</w:t>
+      <w:t>2025-12-04</w:t>
       <w:br/>
       <w:br/>
     </w:r>

--- a/tillsyn/A 49291-2025 tillsynsbegäran.docx
+++ b/tillsyn/A 49291-2025 tillsynsbegäran.docx
@@ -430,7 +430,7 @@
     <w:r>
       <w:tab/>
       <w:tab/>
-      <w:t>2025-12-04</w:t>
+      <w:t>2025-12-05</w:t>
       <w:br/>
       <w:br/>
     </w:r>

--- a/tillsyn/A 49291-2025 tillsynsbegäran.docx
+++ b/tillsyn/A 49291-2025 tillsynsbegäran.docx
@@ -430,7 +430,7 @@
     <w:r>
       <w:tab/>
       <w:tab/>
-      <w:t>2025-12-05</w:t>
+      <w:t>2025-12-06</w:t>
       <w:br/>
       <w:br/>
     </w:r>

--- a/tillsyn/A 49291-2025 tillsynsbegäran.docx
+++ b/tillsyn/A 49291-2025 tillsynsbegäran.docx
@@ -430,7 +430,7 @@
     <w:r>
       <w:tab/>
       <w:tab/>
-      <w:t>2025-12-06</w:t>
+      <w:t>2025-12-07</w:t>
       <w:br/>
       <w:br/>
     </w:r>

--- a/tillsyn/A 49291-2025 tillsynsbegäran.docx
+++ b/tillsyn/A 49291-2025 tillsynsbegäran.docx
@@ -430,7 +430,7 @@
     <w:r>
       <w:tab/>
       <w:tab/>
-      <w:t>2025-12-07</w:t>
+      <w:t>2025-12-08</w:t>
       <w:br/>
       <w:br/>
     </w:r>

--- a/tillsyn/A 49291-2025 tillsynsbegäran.docx
+++ b/tillsyn/A 49291-2025 tillsynsbegäran.docx
@@ -430,7 +430,7 @@
     <w:r>
       <w:tab/>
       <w:tab/>
-      <w:t>2025-12-08</w:t>
+      <w:t>2025-12-09</w:t>
       <w:br/>
       <w:br/>
     </w:r>

--- a/tillsyn/A 49291-2025 tillsynsbegäran.docx
+++ b/tillsyn/A 49291-2025 tillsynsbegäran.docx
@@ -430,7 +430,7 @@
     <w:r>
       <w:tab/>
       <w:tab/>
-      <w:t>2025-12-09</w:t>
+      <w:t>2025-12-10</w:t>
       <w:br/>
       <w:br/>
     </w:r>

--- a/tillsyn/A 49291-2025 tillsynsbegäran.docx
+++ b/tillsyn/A 49291-2025 tillsynsbegäran.docx
@@ -430,7 +430,7 @@
     <w:r>
       <w:tab/>
       <w:tab/>
-      <w:t>2025-12-10</w:t>
+      <w:t>2025-12-11</w:t>
       <w:br/>
       <w:br/>
     </w:r>

--- a/tillsyn/A 49291-2025 tillsynsbegäran.docx
+++ b/tillsyn/A 49291-2025 tillsynsbegäran.docx
@@ -430,7 +430,7 @@
     <w:r>
       <w:tab/>
       <w:tab/>
-      <w:t>2025-12-11</w:t>
+      <w:t>2025-12-12</w:t>
       <w:br/>
       <w:br/>
     </w:r>

--- a/tillsyn/A 49291-2025 tillsynsbegäran.docx
+++ b/tillsyn/A 49291-2025 tillsynsbegäran.docx
@@ -430,7 +430,7 @@
     <w:r>
       <w:tab/>
       <w:tab/>
-      <w:t>2025-12-12</w:t>
+      <w:t>2025-12-13</w:t>
       <w:br/>
       <w:br/>
     </w:r>

--- a/tillsyn/A 49291-2025 tillsynsbegäran.docx
+++ b/tillsyn/A 49291-2025 tillsynsbegäran.docx
@@ -430,7 +430,7 @@
     <w:r>
       <w:tab/>
       <w:tab/>
-      <w:t>2025-12-19</w:t>
+      <w:t>2025-12-20</w:t>
       <w:br/>
       <w:br/>
     </w:r>

--- a/tillsyn/A 49291-2025 tillsynsbegäran.docx
+++ b/tillsyn/A 49291-2025 tillsynsbegäran.docx
@@ -430,7 +430,7 @@
     <w:r>
       <w:tab/>
       <w:tab/>
-      <w:t>2025-12-20</w:t>
+      <w:t>2025-12-21</w:t>
       <w:br/>
       <w:br/>
     </w:r>

--- a/tillsyn/A 49291-2025 tillsynsbegäran.docx
+++ b/tillsyn/A 49291-2025 tillsynsbegäran.docx
@@ -430,7 +430,7 @@
     <w:r>
       <w:tab/>
       <w:tab/>
-      <w:t>2025-12-21</w:t>
+      <w:t>2025-12-22</w:t>
       <w:br/>
       <w:br/>
     </w:r>

--- a/tillsyn/A 49291-2025 tillsynsbegäran.docx
+++ b/tillsyn/A 49291-2025 tillsynsbegäran.docx
@@ -430,7 +430,7 @@
     <w:r>
       <w:tab/>
       <w:tab/>
-      <w:t>2025-12-22</w:t>
+      <w:t>2025-12-26</w:t>
       <w:br/>
       <w:br/>
     </w:r>

--- a/tillsyn/A 49291-2025 tillsynsbegäran.docx
+++ b/tillsyn/A 49291-2025 tillsynsbegäran.docx
@@ -430,7 +430,7 @@
     <w:r>
       <w:tab/>
       <w:tab/>
-      <w:t>2025-12-26</w:t>
+      <w:t>2025-12-28</w:t>
       <w:br/>
       <w:br/>
     </w:r>

--- a/tillsyn/A 49291-2025 tillsynsbegäran.docx
+++ b/tillsyn/A 49291-2025 tillsynsbegäran.docx
@@ -430,7 +430,7 @@
     <w:r>
       <w:tab/>
       <w:tab/>
-      <w:t>2025-12-28</w:t>
+      <w:t>2025-12-29</w:t>
       <w:br/>
       <w:br/>
     </w:r>

--- a/tillsyn/A 49291-2025 tillsynsbegäran.docx
+++ b/tillsyn/A 49291-2025 tillsynsbegäran.docx
@@ -430,7 +430,7 @@
     <w:r>
       <w:tab/>
       <w:tab/>
-      <w:t>2025-12-29</w:t>
+      <w:t>2025-12-30</w:t>
       <w:br/>
       <w:br/>
     </w:r>

--- a/tillsyn/A 49291-2025 tillsynsbegäran.docx
+++ b/tillsyn/A 49291-2025 tillsynsbegäran.docx
@@ -430,7 +430,7 @@
     <w:r>
       <w:tab/>
       <w:tab/>
-      <w:t>2025-12-30</w:t>
+      <w:t>2025-12-31</w:t>
       <w:br/>
       <w:br/>
     </w:r>

--- a/tillsyn/A 49291-2025 tillsynsbegäran.docx
+++ b/tillsyn/A 49291-2025 tillsynsbegäran.docx
@@ -430,7 +430,7 @@
     <w:r>
       <w:tab/>
       <w:tab/>
-      <w:t>2025-12-31</w:t>
+      <w:t>2026-01-03</w:t>
       <w:br/>
       <w:br/>
     </w:r>

--- a/tillsyn/A 49291-2025 tillsynsbegäran.docx
+++ b/tillsyn/A 49291-2025 tillsynsbegäran.docx
@@ -430,7 +430,7 @@
     <w:r>
       <w:tab/>
       <w:tab/>
-      <w:t>2026-01-07</w:t>
+      <w:t>2026-01-08</w:t>
       <w:br/>
       <w:br/>
     </w:r>

--- a/tillsyn/A 49291-2025 tillsynsbegäran.docx
+++ b/tillsyn/A 49291-2025 tillsynsbegäran.docx
@@ -430,7 +430,7 @@
     <w:r>
       <w:tab/>
       <w:tab/>
-      <w:t>2026-01-08</w:t>
+      <w:t>2026-01-09</w:t>
       <w:br/>
       <w:br/>
     </w:r>

--- a/tillsyn/A 49291-2025 tillsynsbegäran.docx
+++ b/tillsyn/A 49291-2025 tillsynsbegäran.docx
@@ -430,7 +430,7 @@
     <w:r>
       <w:tab/>
       <w:tab/>
-      <w:t>2026-01-09</w:t>
+      <w:t>2026-01-10</w:t>
       <w:br/>
       <w:br/>
     </w:r>

--- a/tillsyn/A 49291-2025 tillsynsbegäran.docx
+++ b/tillsyn/A 49291-2025 tillsynsbegäran.docx
@@ -430,7 +430,7 @@
     <w:r>
       <w:tab/>
       <w:tab/>
-      <w:t>2026-01-10</w:t>
+      <w:t>2026-01-11</w:t>
       <w:br/>
       <w:br/>
     </w:r>

--- a/tillsyn/A 49291-2025 tillsynsbegäran.docx
+++ b/tillsyn/A 49291-2025 tillsynsbegäran.docx
@@ -430,7 +430,7 @@
     <w:r>
       <w:tab/>
       <w:tab/>
-      <w:t>2026-01-11</w:t>
+      <w:t>2026-01-12</w:t>
       <w:br/>
       <w:br/>
     </w:r>

--- a/tillsyn/A 49291-2025 tillsynsbegäran.docx
+++ b/tillsyn/A 49291-2025 tillsynsbegäran.docx
@@ -430,7 +430,7 @@
     <w:r>
       <w:tab/>
       <w:tab/>
-      <w:t>2026-01-12</w:t>
+      <w:t>2026-01-13</w:t>
       <w:br/>
       <w:br/>
     </w:r>

--- a/tillsyn/A 49291-2025 tillsynsbegäran.docx
+++ b/tillsyn/A 49291-2025 tillsynsbegäran.docx
@@ -430,7 +430,7 @@
     <w:r>
       <w:tab/>
       <w:tab/>
-      <w:t>2026-01-13</w:t>
+      <w:t>2026-01-14</w:t>
       <w:br/>
       <w:br/>
     </w:r>

--- a/tillsyn/A 49291-2025 tillsynsbegäran.docx
+++ b/tillsyn/A 49291-2025 tillsynsbegäran.docx
@@ -430,7 +430,7 @@
     <w:r>
       <w:tab/>
       <w:tab/>
-      <w:t>2026-01-14</w:t>
+      <w:t>2026-01-15</w:t>
       <w:br/>
       <w:br/>
     </w:r>

--- a/tillsyn/A 49291-2025 tillsynsbegäran.docx
+++ b/tillsyn/A 49291-2025 tillsynsbegäran.docx
@@ -430,7 +430,7 @@
     <w:r>
       <w:tab/>
       <w:tab/>
-      <w:t>2026-01-15</w:t>
+      <w:t>2026-01-16</w:t>
       <w:br/>
       <w:br/>
     </w:r>

--- a/tillsyn/A 49291-2025 tillsynsbegäran.docx
+++ b/tillsyn/A 49291-2025 tillsynsbegäran.docx
@@ -430,7 +430,7 @@
     <w:r>
       <w:tab/>
       <w:tab/>
-      <w:t>2026-01-16</w:t>
+      <w:t>2026-01-17</w:t>
       <w:br/>
       <w:br/>
     </w:r>

--- a/tillsyn/A 49291-2025 tillsynsbegäran.docx
+++ b/tillsyn/A 49291-2025 tillsynsbegäran.docx
@@ -430,7 +430,7 @@
     <w:r>
       <w:tab/>
       <w:tab/>
-      <w:t>2026-01-17</w:t>
+      <w:t>2026-01-18</w:t>
       <w:br/>
       <w:br/>
     </w:r>

--- a/tillsyn/A 49291-2025 tillsynsbegäran.docx
+++ b/tillsyn/A 49291-2025 tillsynsbegäran.docx
@@ -430,7 +430,7 @@
     <w:r>
       <w:tab/>
       <w:tab/>
-      <w:t>2026-01-18</w:t>
+      <w:t>2026-01-19</w:t>
       <w:br/>
       <w:br/>
     </w:r>

--- a/tillsyn/A 49291-2025 tillsynsbegäran.docx
+++ b/tillsyn/A 49291-2025 tillsynsbegäran.docx
@@ -430,7 +430,7 @@
     <w:r>
       <w:tab/>
       <w:tab/>
-      <w:t>2026-01-19</w:t>
+      <w:t>2026-01-20</w:t>
       <w:br/>
       <w:br/>
     </w:r>

--- a/tillsyn/A 49291-2025 tillsynsbegäran.docx
+++ b/tillsyn/A 49291-2025 tillsynsbegäran.docx
@@ -430,7 +430,7 @@
     <w:r>
       <w:tab/>
       <w:tab/>
-      <w:t>2026-01-20</w:t>
+      <w:t>2026-01-21</w:t>
       <w:br/>
       <w:br/>
     </w:r>

--- a/tillsyn/A 49291-2025 tillsynsbegäran.docx
+++ b/tillsyn/A 49291-2025 tillsynsbegäran.docx
@@ -430,7 +430,7 @@
     <w:r>
       <w:tab/>
       <w:tab/>
-      <w:t>2026-01-21</w:t>
+      <w:t>2026-01-23</w:t>
       <w:br/>
       <w:br/>
     </w:r>

--- a/tillsyn/A 49291-2025 tillsynsbegäran.docx
+++ b/tillsyn/A 49291-2025 tillsynsbegäran.docx
@@ -430,7 +430,7 @@
     <w:r>
       <w:tab/>
       <w:tab/>
-      <w:t>2026-01-23</w:t>
+      <w:t>2026-01-24</w:t>
       <w:br/>
       <w:br/>
     </w:r>

--- a/tillsyn/A 49291-2025 tillsynsbegäran.docx
+++ b/tillsyn/A 49291-2025 tillsynsbegäran.docx
@@ -430,7 +430,7 @@
     <w:r>
       <w:tab/>
       <w:tab/>
-      <w:t>2026-01-24</w:t>
+      <w:t>2026-01-25</w:t>
       <w:br/>
       <w:br/>
     </w:r>

--- a/tillsyn/A 49291-2025 tillsynsbegäran.docx
+++ b/tillsyn/A 49291-2025 tillsynsbegäran.docx
@@ -430,7 +430,7 @@
     <w:r>
       <w:tab/>
       <w:tab/>
-      <w:t>2026-01-25</w:t>
+      <w:t>2026-01-26</w:t>
       <w:br/>
       <w:br/>
     </w:r>

--- a/tillsyn/A 49291-2025 tillsynsbegäran.docx
+++ b/tillsyn/A 49291-2025 tillsynsbegäran.docx
@@ -430,7 +430,7 @@
     <w:r>
       <w:tab/>
       <w:tab/>
-      <w:t>2026-01-26</w:t>
+      <w:t>2026-01-27</w:t>
       <w:br/>
       <w:br/>
     </w:r>

--- a/tillsyn/A 49291-2025 tillsynsbegäran.docx
+++ b/tillsyn/A 49291-2025 tillsynsbegäran.docx
@@ -430,7 +430,7 @@
     <w:r>
       <w:tab/>
       <w:tab/>
-      <w:t>2026-01-27</w:t>
+      <w:t>2026-01-28</w:t>
       <w:br/>
       <w:br/>
     </w:r>

--- a/tillsyn/A 49291-2025 tillsynsbegäran.docx
+++ b/tillsyn/A 49291-2025 tillsynsbegäran.docx
@@ -98,7 +98,16 @@
         <w:t>Kolflarnlav (NT)</w:t>
       </w:r>
       <w:r>
-        <w:t xml:space="preserve"> är brandberoende och växer nästan uteslutande på kolad hård kärnved av tall. Etableringen verkar ske först 100–300 år efter brand och nytt substrat nybildas i mycket begränsad omfattning. Avverkning av tallskog av naturskogskaraktär med spår av återkommande bränder är ett hot och mängden lämplig ved att växa på för arten minskar dels på grund av naturlig nedbrytning men framförallt på grund av att det förstörs i samband med slutavverkningar, gallringar och markberedning. Såväl kolflarnlav som mörk kolflarnlav har glänsande bålfjäll och förekommer främst i tall- och blandbarrskogar av naturskogskaraktär med spår av återkommande bränder. Skogar som dessa hyser höga biologiska värden och bör skyddas (SLU Artdatabanken, 2024).</w:t>
+        <w:t xml:space="preserve"> är brandberoende och växer nästan uteslutande på kolad hård kärnved av tall. Etableringen verkar ske först 100–300 år efter brand och nytt substrat nybildas i mycket begränsad omfattning. Avverkning av tallskog av naturskogskaraktär med spår av återkommande bränder är ett hot och mängden lämplig ved att växa på för arten minskar dels på grund av naturlig nedbrytning men framförallt på grund av att det förstörs i samband med slutavverkningar, gallringar och markberedning. Såväl kolflarnlav som mörk kolflarnlav har glänsande bålfjäll och förekommer främst i tall- och blandbarrskogar av naturskogskaraktär med spår av återkommande bränder. Skogar som dessa hyser höga biologiska värden och bör skyddas. Kolflarnlav är typisk art för </w:t>
+      </w:r>
+      <w:r>
+        <w:rPr>
+          <w:i/>
+        </w:rPr>
+        <w:t>9010 Taiga</w:t>
+      </w:r>
+      <w:r>
+        <w:t xml:space="preserve"> (SLU Artdatabanken, 2024).</w:t>
       </w:r>
     </w:p>
     <w:p>
@@ -109,7 +118,25 @@
         <w:t>Korallblylav</w:t>
       </w:r>
       <w:r>
-        <w:t xml:space="preserve"> växer på bark av asp, ask, rönn, sälg, bok och lönn och signalerar överallt skogsbestånd med höga naturvärden och den följs nästan alltid av andra ovanliga och rödlistade arter. Den indikerar hög och jämn luftfuktighet och växer främst i områden med lång skoglig kontinuitet där det funnits ett ständigt inslag av gamla lövträd (SLU Artdatabanken, 2024; Nitare &amp; Skogsstyrelsen, 2019).</w:t>
+        <w:t xml:space="preserve"> växer på bark av asp, ask, rönn, sälg, bok och lönn och signalerar överallt skogsbestånd med höga naturvärden och den följs nästan alltid av andra ovanliga och rödlistade arter. Den indikerar hög och jämn luftfuktighet och växer främst i områden med lång skoglig kontinuitet där det funnits ett ständigt inslag av gamla lövträd. Korallblylav är typisk art för </w:t>
+      </w:r>
+      <w:r>
+        <w:rPr>
+          <w:i/>
+        </w:rPr>
+        <w:t xml:space="preserve">9020 Nordlig ädellövskog, 9070 Trädklädd betesmark, 9160 Näringsrik ekskog, 9180 Ädellövskog i branter </w:t>
+      </w:r>
+      <w:r>
+        <w:t>och</w:t>
+      </w:r>
+      <w:r>
+        <w:rPr>
+          <w:i/>
+        </w:rPr>
+        <w:t xml:space="preserve"> 9190 Näringsfattig ekskog</w:t>
+      </w:r>
+      <w:r>
+        <w:t xml:space="preserve"> (SLU Artdatabanken, 2024; Nitare &amp; Skogsstyrelsen, 2019).</w:t>
       </w:r>
     </w:p>
     <w:p>
@@ -120,7 +147,7 @@
         <w:t>Lunglav (NT)</w:t>
       </w:r>
       <w:r>
-        <w:t xml:space="preserve"> är en av vårt lands främsta signalarter som överallt indikerar gamla lövträd, skogsbestånd med höga naturvärden och ekosystem med lång skoglig kontinuitet. Lokalt kan förekomsten vara mycket riklig men den hittas nästan enbart i gamla och ej slutavverkade skogar. Artens samtliga förekomster bör uppmärksammas från naturvårdssynpunkt, då många lokaler även hyser andra ovanliga och rödlistade arter. Rikliga förekomster bör skyddas med biotopskydd, frivilliga avsättningar eller reservat. Det finns ett antal sällsynta lavparasiter som växer på lunglav: lunglavsknapp (VU), skrovelmössing (DD), lunglavshårprick (DD), </w:t>
+        <w:t xml:space="preserve"> är en av vårt lands främsta signalarter som överallt indikerar gamla lövträd, skogsbestånd med höga naturvärden och ekosystem med långskoglig kontinuitet. Lokalt kan förekomsten vara mycket riklig men den hittas nästan enbart i gamla och ej slutavverkade skogar. Artens samtliga förekomster bör uppmärksammas från naturvårdssynpunkt, då många lokaler även hyser andra ovanliga och rödlistade arter. Rikliga förekomster bör skyddas med biotopskydd, frivilliga avsättningar eller reservat. Det finns ett antal sällsynta lavparasiter som växer på lunglav: lunglavsknapp (VU), skrovelmössing (DD), lunglavshårprick (DD), </w:t>
       </w:r>
       <w:r>
         <w:rPr>
@@ -138,7 +165,25 @@
         <w:t>Chalara lobariae</w:t>
       </w:r>
       <w:r>
-        <w:t xml:space="preserve"> (NA) (SLU Artdatabanken, 2025; SLU Artdatabanken, 2024; Nitare &amp; Skogsstyrelsen, 2019).</w:t>
+        <w:t xml:space="preserve"> (NA). Lunglav är typisk art för </w:t>
+      </w:r>
+      <w:r>
+        <w:rPr>
+          <w:i/>
+        </w:rPr>
+        <w:t>9010 Taiga, 9020 Nordlig ädellövskog, 9110 Näringsfattig bokskog, 9130 Näringsrik bokskog, 9160 Näringsrik ekskog, 9180 Ädellövskog i branter, 9190 Näringsfattig ekskog, 9070 Trädklädd betesmark, 9040 Fjällbjörkskog</w:t>
+      </w:r>
+      <w:r>
+        <w:t xml:space="preserve"> och</w:t>
+      </w:r>
+      <w:r>
+        <w:rPr>
+          <w:i/>
+        </w:rPr>
+        <w:t xml:space="preserve"> 6530 Lövängar</w:t>
+      </w:r>
+      <w:r>
+        <w:t xml:space="preserve"> (SLU Artdatabanken, 2025; SLU Artdatabanken, 2024; Nitare &amp; Skogsstyrelsen, 2019).</w:t>
       </w:r>
     </w:p>
     <w:p>
@@ -149,7 +194,25 @@
         <w:t xml:space="preserve">Skinnlav </w:t>
       </w:r>
       <w:r>
-        <w:t>förekommer på diverse lövträd, främst på gammal asp och sälg. Den påträffas främst i områden med lång kontinuitet av grova lövträd och signalerar skogsmark med höga naturvärden. På lokalerna förekommer som regel ett flertal andra ovanliga eller rödlistade lavar. I likhet med gelélavarna, etablerar sig skinnlaven i skogsmark på grova aspar i sena lövsuccessioner (Nitare &amp; Skogsstyrelsen, 2019).</w:t>
+        <w:t xml:space="preserve">förekommer på diverse lövträd, främst på gammal asp och sälg. Den påträffas främst i områden med lång kontinuitet av grova lövträd och signalerar skogsmark med höga naturvärden. På lokalerna förekommer som regel ett flertal andra ovanliga eller rödlistade lavar. I likhet med gelélavarna, etablerar sig skinnlaven i skogsmark på grova aspar i sena lövsuccessioner. Skinnlav är typisk art för </w:t>
+      </w:r>
+      <w:r>
+        <w:rPr>
+          <w:i/>
+        </w:rPr>
+        <w:t xml:space="preserve">9010 Taiga, 9020 Nordlig ädellövskog </w:t>
+      </w:r>
+      <w:r>
+        <w:t xml:space="preserve">och </w:t>
+      </w:r>
+      <w:r>
+        <w:rPr>
+          <w:i/>
+        </w:rPr>
+        <w:t xml:space="preserve">9070 Trädklädd betesmark </w:t>
+      </w:r>
+      <w:r>
+        <w:t>(Nitare &amp; Skogsstyrelsen, 2019; SLU Artdatabanken, 2025).</w:t>
       </w:r>
     </w:p>
     <w:p>
@@ -160,7 +223,25 @@
         <w:t>Vårärt</w:t>
       </w:r>
       <w:r>
-        <w:t xml:space="preserve"> är en kalkgynnad mullväxt som är knuten till rik lundartad vegetation och har sin huvudsakliga förekomst i sydliga kalklövskogar, lövängen och hässlen. Den har även viktiga förekomster av reliktkaraktär i örtrika kalkgranskogar på frisk eller något fuktig mark i mellersta Sverige. Vårärt är en extra betydelsefull signalart i boreala (och boreonemorala) kalkgranskogar, då dessa förekomster nu är starkt fragmenterade och troligen visar på en flertusenårig ekologisk kontinuitet där spridning och etablering kan ha skett under postglaciala värmetiden. Arten tål inte dagens rationella skogsbruksmetoder (Nitare &amp; Skogsstyrelsen, 2019).</w:t>
+        <w:t xml:space="preserve"> är en kalkgynnad mullväxt som är knuten till rik lundartad vegetation och har sin huvudsakliga förekomst i sydliga kalklövskogar, lövängen och hässlen. Den har även viktiga förekomster av reliktkaraktär i örtrika kalkgranskogar på frisk eller något fuktig mark i mellersta Sverige. Vårärt är en extra betydelsefull signalart i boreala (och boreonemorala) kalkgranskogar, då dessa förekomster nu är starkt fragmenterade och troligen visar på en flertusenårig ekologisk kontinuitet där spridning och etablering kan ha skett under postglaciala värmetiden. Arten tål inte dagens rationella skogsbruksmetoder. Vårärt är typisk art för </w:t>
+      </w:r>
+      <w:r>
+        <w:rPr>
+          <w:i/>
+        </w:rPr>
+        <w:t xml:space="preserve">9050 Näringsrik granskog, 9020 Nordlig ädellövskog, 9160 Näringsrik ekskog </w:t>
+      </w:r>
+      <w:r>
+        <w:t xml:space="preserve">och </w:t>
+      </w:r>
+      <w:r>
+        <w:rPr>
+          <w:i/>
+        </w:rPr>
+        <w:t>9180 Ädellövskog i branter</w:t>
+      </w:r>
+      <w:r>
+        <w:t>. Den har minskat kraftigt under de senaste åren och enligt artdatabankens preliminära bedömning kommer den att bli rödlistad som nära hotad (NT) i nästa rödlista som kommer 2026 (Nitare &amp; Skogsstyrelsen, 2019; SLU Artdatabanken, 2025).</w:t>
       </w:r>
     </w:p>
     <w:p>
@@ -174,6 +255,35 @@
     <w:p>
       <w:r>
         <w:t>Följande fridlysta arter har sina livsmiljöer och växtplatser i den avverkningsanmälda skogen: blåsippa (§9).</w:t>
+      </w:r>
+    </w:p>
+    <w:p>
+      <w:r>
+        <w:rPr>
+          <w:b/>
+        </w:rPr>
+        <w:t>Blåsippa (§9)</w:t>
+      </w:r>
+      <w:r>
+        <w:t xml:space="preserve"> är typisk art för </w:t>
+      </w:r>
+      <w:r>
+        <w:rPr>
+          <w:i/>
+        </w:rPr>
+        <w:t>9050 Näringsrik granskog, 9020 Nordlig ädellövskog</w:t>
+      </w:r>
+      <w:r>
+        <w:t xml:space="preserve"> och </w:t>
+      </w:r>
+      <w:r>
+        <w:rPr>
+          <w:i/>
+        </w:rPr>
+        <w:t>8240 Karsthällmarker</w:t>
+      </w:r>
+      <w:r>
+        <w:t xml:space="preserve"> (SLU Artdatabanken, 2025).</w:t>
       </w:r>
     </w:p>
     <w:p>
@@ -199,7 +309,25 @@
     </w:p>
     <w:p>
       <w:r>
-        <w:t>Lunglav (NT) är en av vårt lands främsta signalarter som överallt indikerar gamla lövträd, skogsbestånd med höga naturvärden och ekosystem med lång skoglig kontinuitet. Lokalt kan förekomsten vara mycket riklig men den hittas nästan enbart i gamla och ej slutavverkade skogar. Artens samtliga förekomster bör uppmärksammas från naturvårdssynpunkt, då många lokaler även hyser andra ovanliga och rödlistade arter. Rikliga förekomster bör skyddas med biotopskydd, frivilliga avsättningar eller reservat (SLU Artdatabanken, 2024; Nitare &amp; Skogsstyrelsen, 2019).</w:t>
+        <w:t xml:space="preserve">Lunglav (NT) är en av vårt lands främsta signalarter som överallt indikerar gamla lövträd, skogsbestånd med höga naturvärden och ekosystem med lång skoglig kontinuitet. Lokalt kan förekomsten vara mycket riklig men den hittas nästan enbart i gamla och ej slutavverkade skogar. Artens samtliga förekomster bör uppmärksammas från naturvårdssynpunkt, då många lokaler även hyser andra ovanliga och rödlistade arter. Rikliga förekomster bör skyddas med biotopskydd, frivilliga avsättningar eller reservat. Lunglav är typisk art för </w:t>
+      </w:r>
+      <w:r>
+        <w:rPr>
+          <w:i/>
+        </w:rPr>
+        <w:t>9010 Taiga, 9020 Nordlig ädellövskog, 9110 Näringsfattig bokskog, 9130 Näringsrik bokskog, 9160 Näringsrik ekskog, 9180 Ädellövskog i branter, 9190 Näringsfattig ekskog, 9070 Trädklädd betesmark, 9040 Fjällbjörkskog</w:t>
+      </w:r>
+      <w:r>
+        <w:t xml:space="preserve"> och</w:t>
+      </w:r>
+      <w:r>
+        <w:rPr>
+          <w:i/>
+        </w:rPr>
+        <w:t xml:space="preserve"> 6530 Lövängar</w:t>
+      </w:r>
+      <w:r>
+        <w:t xml:space="preserve"> (SLU Artdatabanken, 2024; Nitare &amp; Skogsstyrelsen, 2019).</w:t>
       </w:r>
     </w:p>
     <w:p>
@@ -430,7 +558,7 @@
     <w:r>
       <w:tab/>
       <w:tab/>
-      <w:t>2026-01-28</w:t>
+      <w:t>2026-01-29</w:t>
       <w:br/>
       <w:br/>
     </w:r>

--- a/tillsyn/A 49291-2025 tillsynsbegäran.docx
+++ b/tillsyn/A 49291-2025 tillsynsbegäran.docx
@@ -558,7 +558,7 @@
     <w:r>
       <w:tab/>
       <w:tab/>
-      <w:t>2026-01-29</w:t>
+      <w:t>2026-01-30</w:t>
       <w:br/>
       <w:br/>
     </w:r>

--- a/tillsyn/A 49291-2025 tillsynsbegäran.docx
+++ b/tillsyn/A 49291-2025 tillsynsbegäran.docx
@@ -558,7 +558,7 @@
     <w:r>
       <w:tab/>
       <w:tab/>
-      <w:t>2026-01-30</w:t>
+      <w:t>2026-01-31</w:t>
       <w:br/>
       <w:br/>
     </w:r>

--- a/tillsyn/A 49291-2025 tillsynsbegäran.docx
+++ b/tillsyn/A 49291-2025 tillsynsbegäran.docx
@@ -558,7 +558,7 @@
     <w:r>
       <w:tab/>
       <w:tab/>
-      <w:t>2026-03-01</w:t>
+      <w:t>2026-03-02</w:t>
       <w:br/>
       <w:br/>
     </w:r>

--- a/tillsyn/A 49291-2025 tillsynsbegäran.docx
+++ b/tillsyn/A 49291-2025 tillsynsbegäran.docx
@@ -558,7 +558,7 @@
     <w:r>
       <w:tab/>
       <w:tab/>
-      <w:t>2026-03-02</w:t>
+      <w:t>2026-03-03</w:t>
       <w:br/>
       <w:br/>
     </w:r>

--- a/tillsyn/A 49291-2025 tillsynsbegäran.docx
+++ b/tillsyn/A 49291-2025 tillsynsbegäran.docx
@@ -558,7 +558,7 @@
     <w:r>
       <w:tab/>
       <w:tab/>
-      <w:t>2026-03-03</w:t>
+      <w:t>2026-03-04</w:t>
       <w:br/>
       <w:br/>
     </w:r>

--- a/tillsyn/A 49291-2025 tillsynsbegäran.docx
+++ b/tillsyn/A 49291-2025 tillsynsbegäran.docx
@@ -558,7 +558,7 @@
     <w:r>
       <w:tab/>
       <w:tab/>
-      <w:t>2026-03-04</w:t>
+      <w:t>2026-03-05</w:t>
       <w:br/>
       <w:br/>
     </w:r>

--- a/tillsyn/A 49291-2025 tillsynsbegäran.docx
+++ b/tillsyn/A 49291-2025 tillsynsbegäran.docx
@@ -558,7 +558,7 @@
     <w:r>
       <w:tab/>
       <w:tab/>
-      <w:t>2026-03-05</w:t>
+      <w:t>2026-03-06</w:t>
       <w:br/>
       <w:br/>
     </w:r>

--- a/tillsyn/A 49291-2025 tillsynsbegäran.docx
+++ b/tillsyn/A 49291-2025 tillsynsbegäran.docx
@@ -558,7 +558,7 @@
     <w:r>
       <w:tab/>
       <w:tab/>
-      <w:t>2026-03-06</w:t>
+      <w:t>2026-03-07</w:t>
       <w:br/>
       <w:br/>
     </w:r>

--- a/tillsyn/A 49291-2025 tillsynsbegäran.docx
+++ b/tillsyn/A 49291-2025 tillsynsbegäran.docx
@@ -558,7 +558,7 @@
     <w:r>
       <w:tab/>
       <w:tab/>
-      <w:t>2026-03-07</w:t>
+      <w:t>2026-03-08</w:t>
       <w:br/>
       <w:br/>
     </w:r>

--- a/tillsyn/A 49291-2025 tillsynsbegäran.docx
+++ b/tillsyn/A 49291-2025 tillsynsbegäran.docx
@@ -558,7 +558,7 @@
     <w:r>
       <w:tab/>
       <w:tab/>
-      <w:t>2026-03-08</w:t>
+      <w:t>2026-03-09</w:t>
       <w:br/>
       <w:br/>
     </w:r>

--- a/tillsyn/A 49291-2025 tillsynsbegäran.docx
+++ b/tillsyn/A 49291-2025 tillsynsbegäran.docx
@@ -558,7 +558,7 @@
     <w:r>
       <w:tab/>
       <w:tab/>
-      <w:t>2026-03-09</w:t>
+      <w:t>2026-03-10</w:t>
       <w:br/>
       <w:br/>
     </w:r>

--- a/tillsyn/A 49291-2025 tillsynsbegäran.docx
+++ b/tillsyn/A 49291-2025 tillsynsbegäran.docx
@@ -558,7 +558,7 @@
     <w:r>
       <w:tab/>
       <w:tab/>
-      <w:t>2026-03-10</w:t>
+      <w:t>2026-03-11</w:t>
       <w:br/>
       <w:br/>
     </w:r>

--- a/tillsyn/A 49291-2025 tillsynsbegäran.docx
+++ b/tillsyn/A 49291-2025 tillsynsbegäran.docx
@@ -558,7 +558,7 @@
     <w:r>
       <w:tab/>
       <w:tab/>
-      <w:t>2026-03-11</w:t>
+      <w:t>2026-03-12</w:t>
       <w:br/>
       <w:br/>
     </w:r>

--- a/tillsyn/A 49291-2025 tillsynsbegäran.docx
+++ b/tillsyn/A 49291-2025 tillsynsbegäran.docx
@@ -558,7 +558,7 @@
     <w:r>
       <w:tab/>
       <w:tab/>
-      <w:t>2026-03-12</w:t>
+      <w:t>2026-03-13</w:t>
       <w:br/>
       <w:br/>
     </w:r>

--- a/tillsyn/A 49291-2025 tillsynsbegäran.docx
+++ b/tillsyn/A 49291-2025 tillsynsbegäran.docx
@@ -558,7 +558,7 @@
     <w:r>
       <w:tab/>
       <w:tab/>
-      <w:t>2026-03-13</w:t>
+      <w:t>2026-03-16</w:t>
       <w:br/>
       <w:br/>
     </w:r>

--- a/tillsyn/A 49291-2025 tillsynsbegäran.docx
+++ b/tillsyn/A 49291-2025 tillsynsbegäran.docx
@@ -558,7 +558,7 @@
     <w:r>
       <w:tab/>
       <w:tab/>
-      <w:t>2026-03-16</w:t>
+      <w:t>2026-03-17</w:t>
       <w:br/>
       <w:br/>
     </w:r>

--- a/tillsyn/A 49291-2025 tillsynsbegäran.docx
+++ b/tillsyn/A 49291-2025 tillsynsbegäran.docx
@@ -558,7 +558,7 @@
     <w:r>
       <w:tab/>
       <w:tab/>
-      <w:t>2026-03-17</w:t>
+      <w:t>2026-03-18</w:t>
       <w:br/>
       <w:br/>
     </w:r>

--- a/tillsyn/A 49291-2025 tillsynsbegäran.docx
+++ b/tillsyn/A 49291-2025 tillsynsbegäran.docx
@@ -558,7 +558,7 @@
     <w:r>
       <w:tab/>
       <w:tab/>
-      <w:t>2026-03-18</w:t>
+      <w:t>2026-03-19</w:t>
       <w:br/>
       <w:br/>
     </w:r>

--- a/tillsyn/A 49291-2025 tillsynsbegäran.docx
+++ b/tillsyn/A 49291-2025 tillsynsbegäran.docx
@@ -558,7 +558,7 @@
     <w:r>
       <w:tab/>
       <w:tab/>
-      <w:t>2026-03-19</w:t>
+      <w:t>2026-03-20</w:t>
       <w:br/>
       <w:br/>
     </w:r>

--- a/tillsyn/A 49291-2025 tillsynsbegäran.docx
+++ b/tillsyn/A 49291-2025 tillsynsbegäran.docx
@@ -558,7 +558,7 @@
     <w:r>
       <w:tab/>
       <w:tab/>
-      <w:t>2026-03-20</w:t>
+      <w:t>2026-03-21</w:t>
       <w:br/>
       <w:br/>
     </w:r>

--- a/tillsyn/A 49291-2025 tillsynsbegäran.docx
+++ b/tillsyn/A 49291-2025 tillsynsbegäran.docx
@@ -558,7 +558,7 @@
     <w:r>
       <w:tab/>
       <w:tab/>
-      <w:t>2026-03-21</w:t>
+      <w:t>2026-03-22</w:t>
       <w:br/>
       <w:br/>
     </w:r>

--- a/tillsyn/A 49291-2025 tillsynsbegäran.docx
+++ b/tillsyn/A 49291-2025 tillsynsbegäran.docx
@@ -558,7 +558,7 @@
     <w:r>
       <w:tab/>
       <w:tab/>
-      <w:t>2026-03-22</w:t>
+      <w:t>2026-03-23</w:t>
       <w:br/>
       <w:br/>
     </w:r>

--- a/tillsyn/A 49291-2025 tillsynsbegäran.docx
+++ b/tillsyn/A 49291-2025 tillsynsbegäran.docx
@@ -558,7 +558,7 @@
     <w:r>
       <w:tab/>
       <w:tab/>
-      <w:t>2026-03-23</w:t>
+      <w:t>2026-03-24</w:t>
       <w:br/>
       <w:br/>
     </w:r>

--- a/tillsyn/A 49291-2025 tillsynsbegäran.docx
+++ b/tillsyn/A 49291-2025 tillsynsbegäran.docx
@@ -558,7 +558,7 @@
     <w:r>
       <w:tab/>
       <w:tab/>
-      <w:t>2026-03-24</w:t>
+      <w:t>2026-03-25</w:t>
       <w:br/>
       <w:br/>
     </w:r>

--- a/tillsyn/A 49291-2025 tillsynsbegäran.docx
+++ b/tillsyn/A 49291-2025 tillsynsbegäran.docx
@@ -558,7 +558,7 @@
     <w:r>
       <w:tab/>
       <w:tab/>
-      <w:t>2026-03-25</w:t>
+      <w:t>2026-03-26</w:t>
       <w:br/>
       <w:br/>
     </w:r>

--- a/tillsyn/A 49291-2025 tillsynsbegäran.docx
+++ b/tillsyn/A 49291-2025 tillsynsbegäran.docx
@@ -558,7 +558,7 @@
     <w:r>
       <w:tab/>
       <w:tab/>
-      <w:t>2026-03-26</w:t>
+      <w:t>2026-03-27</w:t>
       <w:br/>
       <w:br/>
     </w:r>

--- a/tillsyn/A 49291-2025 tillsynsbegäran.docx
+++ b/tillsyn/A 49291-2025 tillsynsbegäran.docx
@@ -558,7 +558,7 @@
     <w:r>
       <w:tab/>
       <w:tab/>
-      <w:t>2026-03-27</w:t>
+      <w:t>2026-03-28</w:t>
       <w:br/>
       <w:br/>
     </w:r>

--- a/tillsyn/A 49291-2025 tillsynsbegäran.docx
+++ b/tillsyn/A 49291-2025 tillsynsbegäran.docx
@@ -558,7 +558,7 @@
     <w:r>
       <w:tab/>
       <w:tab/>
-      <w:t>2026-03-28</w:t>
+      <w:t>2026-03-29</w:t>
       <w:br/>
       <w:br/>
     </w:r>

--- a/tillsyn/A 49291-2025 tillsynsbegäran.docx
+++ b/tillsyn/A 49291-2025 tillsynsbegäran.docx
@@ -558,7 +558,7 @@
     <w:r>
       <w:tab/>
       <w:tab/>
-      <w:t>2026-03-29</w:t>
+      <w:t>2026-03-30</w:t>
       <w:br/>
       <w:br/>
     </w:r>

--- a/tillsyn/A 49291-2025 tillsynsbegäran.docx
+++ b/tillsyn/A 49291-2025 tillsynsbegäran.docx
@@ -558,7 +558,7 @@
     <w:r>
       <w:tab/>
       <w:tab/>
-      <w:t>2026-03-30</w:t>
+      <w:t>2026-03-31</w:t>
       <w:br/>
       <w:br/>
     </w:r>

--- a/tillsyn/A 49291-2025 tillsynsbegäran.docx
+++ b/tillsyn/A 49291-2025 tillsynsbegäran.docx
@@ -558,7 +558,7 @@
     <w:r>
       <w:tab/>
       <w:tab/>
-      <w:t>2026-03-31</w:t>
+      <w:t>2026-04-01</w:t>
       <w:br/>
       <w:br/>
     </w:r>

--- a/tillsyn/A 49291-2025 tillsynsbegäran.docx
+++ b/tillsyn/A 49291-2025 tillsynsbegäran.docx
@@ -558,7 +558,7 @@
     <w:r>
       <w:tab/>
       <w:tab/>
-      <w:t>2026-04-01</w:t>
+      <w:t>2026-04-02</w:t>
       <w:br/>
       <w:br/>
     </w:r>

--- a/tillsyn/A 49291-2025 tillsynsbegäran.docx
+++ b/tillsyn/A 49291-2025 tillsynsbegäran.docx
@@ -558,7 +558,7 @@
     <w:r>
       <w:tab/>
       <w:tab/>
-      <w:t>2026-04-02</w:t>
+      <w:t>2026-04-03</w:t>
       <w:br/>
       <w:br/>
     </w:r>

--- a/tillsyn/A 49291-2025 tillsynsbegäran.docx
+++ b/tillsyn/A 49291-2025 tillsynsbegäran.docx
@@ -558,7 +558,7 @@
     <w:r>
       <w:tab/>
       <w:tab/>
-      <w:t>2026-04-03</w:t>
+      <w:t>2026-04-04</w:t>
       <w:br/>
       <w:br/>
     </w:r>

--- a/tillsyn/A 49291-2025 tillsynsbegäran.docx
+++ b/tillsyn/A 49291-2025 tillsynsbegäran.docx
@@ -535,7 +535,7 @@
     <w:r>
       <w:tab/>
       <w:tab/>
-      <w:t>2026-05-16</w:t>
+      <w:t>2026-05-17</w:t>
       <w:br/>
       <w:br/>
     </w:r>

--- a/tillsyn/A 49291-2025 tillsynsbegäran.docx
+++ b/tillsyn/A 49291-2025 tillsynsbegäran.docx
@@ -535,7 +535,7 @@
     <w:r>
       <w:tab/>
       <w:tab/>
-      <w:t>2026-05-17</w:t>
+      <w:t>2026-05-18</w:t>
       <w:br/>
       <w:br/>
     </w:r>

--- a/tillsyn/A 49291-2025 tillsynsbegäran.docx
+++ b/tillsyn/A 49291-2025 tillsynsbegäran.docx
@@ -535,7 +535,7 @@
     <w:r>
       <w:tab/>
       <w:tab/>
-      <w:t>2026-05-18</w:t>
+      <w:t>2026-05-19</w:t>
       <w:br/>
       <w:br/>
     </w:r>

--- a/tillsyn/A 49291-2025 tillsynsbegäran.docx
+++ b/tillsyn/A 49291-2025 tillsynsbegäran.docx
@@ -535,7 +535,7 @@
     <w:r>
       <w:tab/>
       <w:tab/>
-      <w:t>2026-05-19</w:t>
+      <w:t>2026-05-20</w:t>
       <w:br/>
       <w:br/>
     </w:r>

--- a/tillsyn/A 49291-2025 tillsynsbegäran.docx
+++ b/tillsyn/A 49291-2025 tillsynsbegäran.docx
@@ -535,7 +535,7 @@
     <w:r>
       <w:tab/>
       <w:tab/>
-      <w:t>2026-05-20</w:t>
+      <w:t>2026-05-21</w:t>
       <w:br/>
       <w:br/>
     </w:r>

--- a/tillsyn/A 49291-2025 tillsynsbegäran.docx
+++ b/tillsyn/A 49291-2025 tillsynsbegäran.docx
@@ -535,7 +535,7 @@
     <w:r>
       <w:tab/>
       <w:tab/>
-      <w:t>2026-05-21</w:t>
+      <w:t>2026-05-22</w:t>
       <w:br/>
       <w:br/>
     </w:r>

--- a/tillsyn/A 49291-2025 tillsynsbegäran.docx
+++ b/tillsyn/A 49291-2025 tillsynsbegäran.docx
@@ -535,7 +535,7 @@
     <w:r>
       <w:tab/>
       <w:tab/>
-      <w:t>2026-05-22</w:t>
+      <w:t>2026-05-23</w:t>
       <w:br/>
       <w:br/>
     </w:r>

--- a/tillsyn/A 49291-2025 tillsynsbegäran.docx
+++ b/tillsyn/A 49291-2025 tillsynsbegäran.docx
@@ -535,7 +535,7 @@
     <w:r>
       <w:tab/>
       <w:tab/>
-      <w:t>2026-05-23</w:t>
+      <w:t>2026-05-24</w:t>
       <w:br/>
       <w:br/>
     </w:r>

--- a/tillsyn/A 49291-2025 tillsynsbegäran.docx
+++ b/tillsyn/A 49291-2025 tillsynsbegäran.docx
@@ -535,7 +535,7 @@
     <w:r>
       <w:tab/>
       <w:tab/>
-      <w:t>2026-05-24</w:t>
+      <w:t>2026-05-25</w:t>
       <w:br/>
       <w:br/>
     </w:r>

--- a/tillsyn/A 49291-2025 tillsynsbegäran.docx
+++ b/tillsyn/A 49291-2025 tillsynsbegäran.docx
@@ -535,7 +535,7 @@
     <w:r>
       <w:tab/>
       <w:tab/>
-      <w:t>2026-05-25</w:t>
+      <w:t>2026-05-26</w:t>
       <w:br/>
       <w:br/>
     </w:r>

--- a/tillsyn/A 49291-2025 tillsynsbegäran.docx
+++ b/tillsyn/A 49291-2025 tillsynsbegäran.docx
@@ -535,7 +535,7 @@
     <w:r>
       <w:tab/>
       <w:tab/>
-      <w:t>2026-05-26</w:t>
+      <w:t>2026-05-27</w:t>
       <w:br/>
       <w:br/>
     </w:r>

--- a/tillsyn/A 49291-2025 tillsynsbegäran.docx
+++ b/tillsyn/A 49291-2025 tillsynsbegäran.docx
@@ -535,7 +535,7 @@
     <w:r>
       <w:tab/>
       <w:tab/>
-      <w:t>2026-05-27</w:t>
+      <w:t>2026-05-28</w:t>
       <w:br/>
       <w:br/>
     </w:r>

--- a/tillsyn/A 49291-2025 tillsynsbegäran.docx
+++ b/tillsyn/A 49291-2025 tillsynsbegäran.docx
@@ -535,7 +535,7 @@
     <w:r>
       <w:tab/>
       <w:tab/>
-      <w:t>2026-05-28</w:t>
+      <w:t>2026-05-29</w:t>
       <w:br/>
       <w:br/>
     </w:r>

--- a/tillsyn/A 49291-2025 tillsynsbegäran.docx
+++ b/tillsyn/A 49291-2025 tillsynsbegäran.docx
@@ -535,7 +535,7 @@
     <w:r>
       <w:tab/>
       <w:tab/>
-      <w:t>2026-05-29</w:t>
+      <w:t>2026-05-30</w:t>
       <w:br/>
       <w:br/>
     </w:r>

--- a/tillsyn/A 49291-2025 tillsynsbegäran.docx
+++ b/tillsyn/A 49291-2025 tillsynsbegäran.docx
@@ -535,7 +535,7 @@
     <w:r>
       <w:tab/>
       <w:tab/>
-      <w:t>2026-05-30</w:t>
+      <w:t>2026-05-31</w:t>
       <w:br/>
       <w:br/>
     </w:r>

--- a/tillsyn/A 49291-2025 tillsynsbegäran.docx
+++ b/tillsyn/A 49291-2025 tillsynsbegäran.docx
@@ -535,7 +535,7 @@
     <w:r>
       <w:tab/>
       <w:tab/>
-      <w:t>2026-05-31</w:t>
+      <w:t>2026-06-01</w:t>
       <w:br/>
       <w:br/>
     </w:r>

--- a/tillsyn/A 49291-2025 tillsynsbegäran.docx
+++ b/tillsyn/A 49291-2025 tillsynsbegäran.docx
@@ -535,7 +535,7 @@
     <w:r>
       <w:tab/>
       <w:tab/>
-      <w:t>2026-06-01</w:t>
+      <w:t>2026-06-02</w:t>
       <w:br/>
       <w:br/>
     </w:r>

--- a/tillsyn/A 49291-2025 tillsynsbegäran.docx
+++ b/tillsyn/A 49291-2025 tillsynsbegäran.docx
@@ -535,7 +535,7 @@
     <w:r>
       <w:tab/>
       <w:tab/>
-      <w:t>2026-06-02</w:t>
+      <w:t>2026-06-03</w:t>
       <w:br/>
       <w:br/>
     </w:r>

--- a/tillsyn/A 49291-2025 tillsynsbegäran.docx
+++ b/tillsyn/A 49291-2025 tillsynsbegäran.docx
@@ -535,7 +535,7 @@
     <w:r>
       <w:tab/>
       <w:tab/>
-      <w:t>2026-06-03</w:t>
+      <w:t>2026-06-04</w:t>
       <w:br/>
       <w:br/>
     </w:r>

--- a/tillsyn/A 49291-2025 tillsynsbegäran.docx
+++ b/tillsyn/A 49291-2025 tillsynsbegäran.docx
@@ -535,7 +535,7 @@
     <w:r>
       <w:tab/>
       <w:tab/>
-      <w:t>2026-06-04</w:t>
+      <w:t>2026-06-05</w:t>
       <w:br/>
       <w:br/>
     </w:r>

--- a/tillsyn/A 49291-2025 tillsynsbegäran.docx
+++ b/tillsyn/A 49291-2025 tillsynsbegäran.docx
@@ -535,7 +535,7 @@
     <w:r>
       <w:tab/>
       <w:tab/>
-      <w:t>2026-06-05</w:t>
+      <w:t>2026-06-06</w:t>
       <w:br/>
       <w:br/>
     </w:r>

--- a/tillsyn/A 49291-2025 tillsynsbegäran.docx
+++ b/tillsyn/A 49291-2025 tillsynsbegäran.docx
@@ -535,7 +535,7 @@
     <w:r>
       <w:tab/>
       <w:tab/>
-      <w:t>2026-06-06</w:t>
+      <w:t>2026-06-07</w:t>
       <w:br/>
       <w:br/>
     </w:r>

--- a/tillsyn/A 49291-2025 tillsynsbegäran.docx
+++ b/tillsyn/A 49291-2025 tillsynsbegäran.docx
@@ -535,7 +535,7 @@
     <w:r>
       <w:tab/>
       <w:tab/>
-      <w:t>2026-06-07</w:t>
+      <w:t>2026-06-08</w:t>
       <w:br/>
       <w:br/>
     </w:r>
